--- a/HellBurn_Whitepaper_v4.0_DE.docx
+++ b/HellBurn_Whitepaper_v4.0_DE.docx
@@ -150,7 +150,7 @@
           <w:sz w:val="22"/>
           <w:szCs w:val="22"/>
         </w:rPr>
-        <w:t>Dieses Dokument dient ausschließlich der Information und stellt keine Finanz-, Anlage- oder Rechtsberatung dar. Kryptowährungs- und DeFi-Investitionen bergen erhebliche Risiken, einschließlich des Totalverlustes. Smart Contracts können trotz Tests und Audits Schwachstellen enthalten. DYOR.</w:t>
+        <w:t>Dieses Dokument dient ausschließlich der Information und stellt keine Finanz-, Anlage- oder Rechtsberatung dar. Kryptowährungs- und DeFi-Investitionen bergen erhebliche Risiken, einschließlich des Totalverlustes. Smart Contracts können trotz Tests und Audits Schwachstellen enthalten. Vergangene Performance ähnlicher Protokolle garantiert keine zukünftigen Ergebnisse. Alle Prognosen in diesem Dokument sind hypothetische Szenarien basierend auf Annahmen, die möglicherweise nicht eintreten. Informiere dich immer eigenständig (DYOR) vor einer Teilnahme.</w:t>
       </w:r>
     </w:p>
     <w:p>
@@ -1446,7 +1446,10 @@
       <w:pPr>
         <w:pStyle w:val="Normal"/>
         <w:spacing w:before="0" w:after="120"/>
-        <w:rPr/>
+        <w:rPr>
+          <w:sz w:val="22"/>
+          <w:szCs w:val="22"/>
+        </w:rPr>
       </w:pPr>
       <w:r>
         <w:rPr>
@@ -1454,6 +1457,31 @@
           <w:szCs w:val="22"/>
         </w:rPr>
         <w:t>Jedes TitanX-Projekt folgt dem gleichen Muster: Minting-Phase, ein Teil wird verbrannt — und dann stoppt der Burn-Druck vollständig.</w:t>
+      </w:r>
+    </w:p>
+    <w:p>
+      <w:pPr>
+        <w:pStyle w:val="Normal"/>
+        <w:spacing w:before="0" w:after="120"/>
+        <w:rPr>
+          <w:sz w:val="22"/>
+          <w:szCs w:val="22"/>
+        </w:rPr>
+      </w:pPr>
+      <w:r>
+        <w:rPr>
+          <w:b/>
+          <w:sz w:val="22"/>
+          <w:szCs w:val="22"/>
+        </w:rPr>
+        <w:t xml:space="preserve">Beispiel: </w:t>
+      </w:r>
+      <w:r>
+        <w:rPr>
+          <w:sz w:val="22"/>
+          <w:szCs w:val="22"/>
+        </w:rPr>
+        <w:t>Protokoll X hatte eine 14-tägige Minting-Phase, die 500B TitanX verbrannte. Beeindruckend — aber ab Tag 15 sank die Burn-Aktivität auf Null. Kein weiterer Deflationsdruck für die gesamte restliche Lebensdauer des Projekts.</w:t>
       </w:r>
     </w:p>
     <w:p>
@@ -1505,7 +1533,7 @@
           <w:sz w:val="22"/>
           <w:szCs w:val="22"/>
         </w:rPr>
-        <w:t>Ohne kompetitive Elemente gibt es keinen Grund zurückzukehren.</w:t>
+        <w:t>DeFi-Protokolle konkurrieren in einem übersättigten Markt. Ohne kompetitive Elemente fehlt der Grund, täglich zurückzukehren. Die erfolgreichsten DeFi-Protokolle (Curve Wars, Convex, GMX, Pendle) haben bewiesen, dass kompetitive Mechaniken die stärksten Retention-Treiber sind.</w:t>
       </w:r>
     </w:p>
     <w:p>
@@ -1582,7 +1610,23 @@
           <w:sz w:val="22"/>
           <w:szCs w:val="22"/>
         </w:rPr>
-        <w:t>Alle 8 Tage beginnt eine neue Burn Epoch. Benutzer verbrennen TitanX (1x) und/oder DragonX (2x). Am Ende werden ETH-Belohnungen proportional verteilt. Verbrennung hört nie auf.</w:t>
+        <w:t xml:space="preserve">Alle 8 Tage (synchron mit dem TitanX-Payout-Zyklus) beginnt eine neue Burn Epoch. Benutzer verbrennen TitanX (1x) und/oder DragonX (2x). Am Ende werden ETH-Belohnungen proportional verteilt. </w:t>
+        <w:br/>
+      </w:r>
+      <w:r>
+        <w:rPr>
+          <w:b/>
+          <w:sz w:val="22"/>
+          <w:szCs w:val="22"/>
+        </w:rPr>
+        <w:t xml:space="preserve">Der entscheidende Punkt: </w:t>
+      </w:r>
+      <w:r>
+        <w:rPr>
+          <w:sz w:val="22"/>
+          <w:szCs w:val="22"/>
+        </w:rPr>
+        <w:t>Burning hört nie auf. Solange ETH-Rewards fließen, gibt es immer einen Anreiz zu burnen. Die Deflation ist permanent, nicht zeitlich begrenzt.</w:t>
       </w:r>
     </w:p>
     <w:p>
@@ -1608,7 +1652,76 @@
           <w:sz w:val="22"/>
           <w:szCs w:val="22"/>
         </w:rPr>
-        <w:t>Aufeinanderfolgende Epochs bauen einen Streak auf. Jede Epoch erhöht den Multiplikator um +0,2x, bis maximal 3,0x. Eine verpasste Epoch setzt alles auf 1,0x zurück.</w:t>
+        <w:t>Aufeinanderfolgende Epochs bauen einen Streak auf. Jede Epoch erhöht den Multiplikator um +0,2x, bis maximal 3,0x nach 11 Epochs (~88 Tage). Eine verpasste Epoch setzt alles auf 1,0x zurück.</w:t>
+        <w:br/>
+        <w:br/>
+      </w:r>
+      <w:r>
+        <w:rPr>
+          <w:sz w:val="22"/>
+          <w:szCs w:val="22"/>
+        </w:rPr>
+        <w:drawing>
+          <wp:inline distT="0" distB="0" distL="0" distR="0">
+            <wp:extent cx="5029200" cy="2797175"/>
+            <wp:effectExtent l="0" t="0" r="0" b="0"/>
+            <wp:docPr id="1" name="Picture 1"/>
+            <wp:cNvGraphicFramePr>
+              <a:graphicFrameLocks xmlns:a="http://schemas.openxmlformats.org/drawingml/2006/main" noChangeAspect="1"/>
+            </wp:cNvGraphicFramePr>
+            <a:graphic xmlns:a="http://schemas.openxmlformats.org/drawingml/2006/main">
+              <a:graphicData uri="http://schemas.openxmlformats.org/drawingml/2006/picture">
+                <pic:pic xmlns:pic="http://schemas.openxmlformats.org/drawingml/2006/picture">
+                  <pic:nvPicPr>
+                    <pic:cNvPr id="1" name="Picture 1"/>
+                    <pic:cNvPicPr>
+                      <a:picLocks noChangeAspect="1" noChangeArrowheads="1"/>
+                    </pic:cNvPicPr>
+                  </pic:nvPicPr>
+                  <pic:blipFill>
+                    <a:blip r:embed="rId3"/>
+                    <a:stretch>
+                      <a:fillRect/>
+                    </a:stretch>
+                  </pic:blipFill>
+                  <pic:spPr bwMode="auto">
+                    <a:xfrm>
+                      <a:off x="0" y="0"/>
+                      <a:ext cx="5029200" cy="2797175"/>
+                    </a:xfrm>
+                    <a:prstGeom prst="rect">
+                      <a:avLst/>
+                    </a:prstGeom>
+                    <a:noFill/>
+                  </pic:spPr>
+                </pic:pic>
+              </a:graphicData>
+            </a:graphic>
+          </wp:inline>
+        </w:drawing>
+      </w:r>
+      <w:r>
+        <w:rPr>
+          <w:sz w:val="22"/>
+          <w:szCs w:val="22"/>
+        </w:rPr>
+        <w:br/>
+        <w:br/>
+      </w:r>
+      <w:r>
+        <w:rPr>
+          <w:b/>
+          <w:sz w:val="22"/>
+          <w:szCs w:val="22"/>
+        </w:rPr>
+        <w:t xml:space="preserve">Warum das funktioniert: </w:t>
+      </w:r>
+      <w:r>
+        <w:rPr>
+          <w:sz w:val="22"/>
+          <w:szCs w:val="22"/>
+        </w:rPr>
+        <w:t>Ein User mit 2.4x Streak (8 konsekutive Epochs) bräuchte 8 weitere Epochs zum Wiederaufbau. Die Angst vor dem Streak-Verlust hält Teilnehmer aktiv — genau das treibt den perpetuellen Burn.</w:t>
       </w:r>
     </w:p>
     <w:p>
@@ -1634,7 +1747,7 @@
           <w:sz w:val="22"/>
           <w:szCs w:val="22"/>
         </w:rPr>
-        <w:t>Staker können während eines aktiven Stakes zusätzlich TitanX/DragonX verbrennen und ihre Anteile um bis zu +50% erhöhen.</w:t>
+        <w:t>Staker können ihre Shares aktiv erhöhen, indem sie TitanX/DragonX als "Fuel" verbrennen. DragonX gibt 2x Fuel. Maximum: +50% Shares. Dreifacher Deflationsdruck: Minting + Epochs + Fuel.</w:t>
       </w:r>
     </w:p>
     <w:p>
@@ -1675,6 +1788,64 @@
           <w:sz w:val="22"/>
           <w:szCs w:val="22"/>
         </w:rPr>
+        <w:tab/>
+      </w:r>
+      <w:r>
+        <w:rPr>
+          <w:b/>
+          <w:bCs/>
+          <w:sz w:val="22"/>
+          <w:szCs w:val="22"/>
+        </w:rPr>
+        <w:drawing>
+          <wp:inline distT="0" distB="0" distL="0" distR="0">
+            <wp:extent cx="4114800" cy="4272915"/>
+            <wp:effectExtent l="0" t="0" r="0" b="0"/>
+            <wp:docPr id="2" name="Picture 2"/>
+            <wp:cNvGraphicFramePr>
+              <a:graphicFrameLocks xmlns:a="http://schemas.openxmlformats.org/drawingml/2006/main" noChangeAspect="1"/>
+            </wp:cNvGraphicFramePr>
+            <a:graphic xmlns:a="http://schemas.openxmlformats.org/drawingml/2006/main">
+              <a:graphicData uri="http://schemas.openxmlformats.org/drawingml/2006/picture">
+                <pic:pic xmlns:pic="http://schemas.openxmlformats.org/drawingml/2006/picture">
+                  <pic:nvPicPr>
+                    <pic:cNvPr id="2" name="Picture 2"/>
+                    <pic:cNvPicPr>
+                      <a:picLocks noChangeAspect="1" noChangeArrowheads="1"/>
+                    </pic:cNvPicPr>
+                  </pic:nvPicPr>
+                  <pic:blipFill>
+                    <a:blip r:embed="rId4"/>
+                    <a:stretch>
+                      <a:fillRect/>
+                    </a:stretch>
+                  </pic:blipFill>
+                  <pic:spPr bwMode="auto">
+                    <a:xfrm>
+                      <a:off x="0" y="0"/>
+                      <a:ext cx="4114800" cy="4272915"/>
+                    </a:xfrm>
+                    <a:prstGeom prst="rect">
+                      <a:avLst/>
+                    </a:prstGeom>
+                    <a:noFill/>
+                  </pic:spPr>
+                </pic:pic>
+              </a:graphicData>
+            </a:graphic>
+          </wp:inline>
+        </w:drawing>
+      </w:r>
+      <w:r>
+        <w:rPr>
+          <w:b/>
+          <w:bCs/>
+          <w:sz w:val="22"/>
+          <w:szCs w:val="22"/>
+        </w:rPr>
+        <w:tab/>
+        <w:br/>
+        <w:br/>
         <w:t>Schritt 1:</w:t>
       </w:r>
     </w:p>
@@ -1864,7 +2035,7 @@
       <w:bookmarkEnd w:id="11"/>
       <w:r>
         <w:rPr/>
-        <w:t>5. Trustless-Architektur (NEU in v4.0)</w:t>
+        <w:t>5. Trustless-Architektur</w:t>
       </w:r>
     </w:p>
     <w:p>
@@ -2608,6 +2779,58 @@
           <w:szCs w:val="22"/>
         </w:rPr>
         <w:t>Die Genesis Burn Phase (28 Tage) ist die einzige Gelegenheit, HBURN zu minten. 3% gehen an die LP-Reserve; Benutzer erhalten 97%.</w:t>
+        <w:br/>
+      </w:r>
+      <w:r>
+        <w:rPr>
+          <w:sz w:val="22"/>
+          <w:szCs w:val="22"/>
+        </w:rPr>
+        <w:drawing>
+          <wp:inline distT="0" distB="0" distL="0" distR="0">
+            <wp:extent cx="4572000" cy="2898775"/>
+            <wp:effectExtent l="0" t="0" r="0" b="0"/>
+            <wp:docPr id="3" name="Picture 4"/>
+            <wp:cNvGraphicFramePr>
+              <a:graphicFrameLocks xmlns:a="http://schemas.openxmlformats.org/drawingml/2006/main" noChangeAspect="1"/>
+            </wp:cNvGraphicFramePr>
+            <a:graphic xmlns:a="http://schemas.openxmlformats.org/drawingml/2006/main">
+              <a:graphicData uri="http://schemas.openxmlformats.org/drawingml/2006/picture">
+                <pic:pic xmlns:pic="http://schemas.openxmlformats.org/drawingml/2006/picture">
+                  <pic:nvPicPr>
+                    <pic:cNvPr id="3" name="Picture 4"/>
+                    <pic:cNvPicPr>
+                      <a:picLocks noChangeAspect="1" noChangeArrowheads="1"/>
+                    </pic:cNvPicPr>
+                  </pic:nvPicPr>
+                  <pic:blipFill>
+                    <a:blip r:embed="rId5"/>
+                    <a:stretch>
+                      <a:fillRect/>
+                    </a:stretch>
+                  </pic:blipFill>
+                  <pic:spPr bwMode="auto">
+                    <a:xfrm>
+                      <a:off x="0" y="0"/>
+                      <a:ext cx="4572000" cy="2898775"/>
+                    </a:xfrm>
+                    <a:prstGeom prst="rect">
+                      <a:avLst/>
+                    </a:prstGeom>
+                    <a:noFill/>
+                  </pic:spPr>
+                </pic:pic>
+              </a:graphicData>
+            </a:graphic>
+          </wp:inline>
+        </w:drawing>
+      </w:r>
+      <w:r>
+        <w:rPr>
+          <w:sz w:val="22"/>
+          <w:szCs w:val="22"/>
+        </w:rPr>
+        <w:br/>
       </w:r>
     </w:p>
     <w:tbl>
@@ -3426,6 +3649,58 @@
           <w:szCs w:val="22"/>
         </w:rPr>
         <w:t>Nach Genesis beginnen kompetitive Epochs. Alle 8 Tage verbrennen User TitanX (1x) oder DragonX (2x). Am Ende werden ETH-Belohnungen proportional verteilt.</w:t>
+        <w:br/>
+      </w:r>
+      <w:r>
+        <w:rPr>
+          <w:sz w:val="22"/>
+          <w:szCs w:val="22"/>
+        </w:rPr>
+        <w:drawing>
+          <wp:inline distT="0" distB="0" distL="0" distR="0">
+            <wp:extent cx="4572000" cy="1990725"/>
+            <wp:effectExtent l="0" t="0" r="0" b="0"/>
+            <wp:docPr id="4" name="Picture 5"/>
+            <wp:cNvGraphicFramePr>
+              <a:graphicFrameLocks xmlns:a="http://schemas.openxmlformats.org/drawingml/2006/main" noChangeAspect="1"/>
+            </wp:cNvGraphicFramePr>
+            <a:graphic xmlns:a="http://schemas.openxmlformats.org/drawingml/2006/main">
+              <a:graphicData uri="http://schemas.openxmlformats.org/drawingml/2006/picture">
+                <pic:pic xmlns:pic="http://schemas.openxmlformats.org/drawingml/2006/picture">
+                  <pic:nvPicPr>
+                    <pic:cNvPr id="4" name="Picture 5"/>
+                    <pic:cNvPicPr>
+                      <a:picLocks noChangeAspect="1" noChangeArrowheads="1"/>
+                    </pic:cNvPicPr>
+                  </pic:nvPicPr>
+                  <pic:blipFill>
+                    <a:blip r:embed="rId6"/>
+                    <a:stretch>
+                      <a:fillRect/>
+                    </a:stretch>
+                  </pic:blipFill>
+                  <pic:spPr bwMode="auto">
+                    <a:xfrm>
+                      <a:off x="0" y="0"/>
+                      <a:ext cx="4572000" cy="1990725"/>
+                    </a:xfrm>
+                    <a:prstGeom prst="rect">
+                      <a:avLst/>
+                    </a:prstGeom>
+                    <a:noFill/>
+                  </pic:spPr>
+                </pic:pic>
+              </a:graphicData>
+            </a:graphic>
+          </wp:inline>
+        </w:drawing>
+      </w:r>
+      <w:r>
+        <w:rPr>
+          <w:sz w:val="22"/>
+          <w:szCs w:val="22"/>
+        </w:rPr>
+        <w:br/>
       </w:r>
     </w:p>
     <w:tbl>
@@ -4156,6 +4431,53 @@
       </w:pPr>
       <w:r>
         <w:rPr/>
+      </w:r>
+    </w:p>
+    <w:p>
+      <w:pPr>
+        <w:pStyle w:val="Normal"/>
+        <w:rPr/>
+      </w:pPr>
+      <w:r>
+        <w:rPr/>
+        <w:drawing>
+          <wp:inline distT="0" distB="0" distL="0" distR="0">
+            <wp:extent cx="4572000" cy="2536190"/>
+            <wp:effectExtent l="0" t="0" r="0" b="0"/>
+            <wp:docPr id="5" name="Picture 6"/>
+            <wp:cNvGraphicFramePr>
+              <a:graphicFrameLocks xmlns:a="http://schemas.openxmlformats.org/drawingml/2006/main" noChangeAspect="1"/>
+            </wp:cNvGraphicFramePr>
+            <a:graphic xmlns:a="http://schemas.openxmlformats.org/drawingml/2006/main">
+              <a:graphicData uri="http://schemas.openxmlformats.org/drawingml/2006/picture">
+                <pic:pic xmlns:pic="http://schemas.openxmlformats.org/drawingml/2006/picture">
+                  <pic:nvPicPr>
+                    <pic:cNvPr id="5" name="Picture 6"/>
+                    <pic:cNvPicPr>
+                      <a:picLocks noChangeAspect="1" noChangeArrowheads="1"/>
+                    </pic:cNvPicPr>
+                  </pic:nvPicPr>
+                  <pic:blipFill>
+                    <a:blip r:embed="rId7"/>
+                    <a:stretch>
+                      <a:fillRect/>
+                    </a:stretch>
+                  </pic:blipFill>
+                  <pic:spPr bwMode="auto">
+                    <a:xfrm>
+                      <a:off x="0" y="0"/>
+                      <a:ext cx="4572000" cy="2536190"/>
+                    </a:xfrm>
+                    <a:prstGeom prst="rect">
+                      <a:avLst/>
+                    </a:prstGeom>
+                    <a:noFill/>
+                  </pic:spPr>
+                </pic:pic>
+              </a:graphicData>
+            </a:graphic>
+          </wp:inline>
+        </w:drawing>
       </w:r>
       <w:r>
         <w:br w:type="page"/>
